--- a/class_md/Snowflake-Class35-Notes.docx
+++ b/class_md/Snowflake-Class35-Notes.docx
@@ -555,7 +555,7 @@
         <w:t>sources.yml</w:t>
       </w:r>
       <w:r>
-        <w:t xml:space="preserve"> — dynamically resolve database/schema (trainer flagged as exam-ish)</w:t>
+        <w:t xml:space="preserve"> — dynamically resolve database/schema (trainer flagged as a likely interview question)</w:t>
       </w:r>
     </w:p>
     <w:p>
@@ -1336,7 +1336,7 @@
         <w:rPr>
           <w:i/>
         </w:rPr>
-        <w:t>End of Class 35 notes. Third dbt class: intermediate/mart layers, sources.yml (dynamic db/schema — trainer flagged as exam-ish), packages.yml + dbt_utils, and surrogate keys (= MD5 hash_key, ties to SCD2). Mostly job skill; the YAML files + surrogate-key/hash connection are the cert-adjacent bits.</w:t>
+        <w:t>End of Class 35 notes. Third dbt class: intermediate/mart layers, sources.yml (dynamic db/schema — trainer flagged as a likely interview question), packages.yml + dbt_utils, and surrogate keys (= MD5 hash_key, ties to SCD2). Mostly job skill; the YAML files + surrogate-key/hash connection are the cert-adjacent bits.</w:t>
       </w:r>
     </w:p>
     <w:sectPr>
